--- a/Backend/Director_Disclosure/Output_Disclosures/2024-25/ADANI_HYBRID_ENERGY_JAISALMER_FIVE_LIMITED/DIR-8/DIR8_Apurva_Dinesh_Dalal_08655229.docx
+++ b/Backend/Director_Disclosure/Output_Disclosures/2024-25/ADANI_HYBRID_ENERGY_JAISALMER_FIVE_LIMITED/DIR-8/DIR8_Apurva_Dinesh_Dalal_08655229.docx
@@ -189,7 +189,7 @@
           <w:b w:val="0"/>
           <w:sz w:val="23"/>
         </w:rPr>
-        <w:t>I, Apurva Dinesh Dalal, son/daughter of Mr. {{FATHER_NAME}}, resident of FLAT NO. 5, SHIV SHAKTI PLOT NO. 275, 12 ROAD, NEAR RAMKRISHNA ASHRAM, KHAR (W), MUMBAI ,MH, INDIA - 400052, India hereby give notice that I am/was a Director in the following companies during the last three years:-</w:t>
+        <w:t>I, APURVA DINESH DALAL, son/daughter of Mr. {{FATHER_NAME}}, resident of FLAT NO. 5, SHIV SHAKTI PLOT NO. 275, 12 ROAD, NEAR RAMKRISHNA ASHRAM, KHAR (W), MUMBAI ,MH, INDIA - 400052, India hereby give notice that I am/was a Director in the following companies during the last three years:-</w:t>
       </w:r>
     </w:p>
     <w:p>
@@ -620,7 +620,7 @@
                 <w:b w:val="0"/>
                 <w:sz w:val="23"/>
               </w:rPr>
-              <w:t>ADANI GREEN ENERGY TWENTY SIX LIMITED</w:t>
+              <w:t>ADANI HYBRID ENERGY JAISALMER FIVE LIMITED</w:t>
             </w:r>
           </w:p>
         </w:tc>
@@ -690,7 +690,7 @@
                 <w:b w:val="0"/>
                 <w:sz w:val="23"/>
               </w:rPr>
-              <w:t>ADANI RENEWABLE ENERGY HOLDING TWELVE LIMITED</w:t>
+              <w:t>ADANI GREEN ENERGY TWENTY SIX LIMITED</w:t>
             </w:r>
           </w:p>
         </w:tc>
@@ -830,7 +830,7 @@
                 <w:b w:val="0"/>
                 <w:sz w:val="23"/>
               </w:rPr>
-              <w:t>ADANI HYBRID ENERGY JAISALMER FIVE LIMITED</w:t>
+              <w:t>ADANI RENEWABLE ENERGY HOLDING TWELVE LIMITED</w:t>
             </w:r>
           </w:p>
         </w:tc>
@@ -991,7 +991,7 @@
         </w:rPr>
         <w:t xml:space="preserve">Name           </w:t>
         <w:tab/>
-        <w:t xml:space="preserve">:  Apurva Dinesh Dalal</w:t>
+        <w:t xml:space="preserve">:  APURVA DINESH DALAL</w:t>
       </w:r>
     </w:p>
     <w:p>
@@ -1035,7 +1035,7 @@
           <w:b w:val="0"/>
           <w:sz w:val="23"/>
         </w:rPr>
-        <w:t xml:space="preserve">Date: 07th May, 2026</w:t>
+        <w:t xml:space="preserve">Date: 15th May, 2026</w:t>
         <w:tab/>
       </w:r>
     </w:p>

--- a/Backend/Director_Disclosure/Output_Disclosures/2024-25/ADANI_HYBRID_ENERGY_JAISALMER_FIVE_LIMITED/DIR-8/DIR8_Apurva_Dinesh_Dalal_08655229.docx
+++ b/Backend/Director_Disclosure/Output_Disclosures/2024-25/ADANI_HYBRID_ENERGY_JAISALMER_FIVE_LIMITED/DIR-8/DIR8_Apurva_Dinesh_Dalal_08655229.docx
@@ -480,7 +480,7 @@
                 <w:b w:val="0"/>
                 <w:sz w:val="23"/>
               </w:rPr>
-              <w:t>ADANI GREEN ENERGY THIRTY ONE LIMITED</w:t>
+              <w:t>ADANI RENEWABLE ENERGY HOLDING TWELVE LIMITED</w:t>
             </w:r>
           </w:p>
         </w:tc>
@@ -550,7 +550,7 @@
                 <w:b w:val="0"/>
                 <w:sz w:val="23"/>
               </w:rPr>
-              <w:t>ADANI GREEN ENERGY TWENTY FIVE LIMITED</w:t>
+              <w:t>ADANI GREEN ENERGY THIRTY ONE LIMITED</w:t>
             </w:r>
           </w:p>
         </w:tc>
@@ -620,7 +620,7 @@
                 <w:b w:val="0"/>
                 <w:sz w:val="23"/>
               </w:rPr>
-              <w:t>ADANI HYBRID ENERGY JAISALMER FIVE LIMITED</w:t>
+              <w:t>ADANI GREEN ENERGY TWENTY FIVE LIMITED</w:t>
             </w:r>
           </w:p>
         </w:tc>
@@ -830,7 +830,7 @@
                 <w:b w:val="0"/>
                 <w:sz w:val="23"/>
               </w:rPr>
-              <w:t>ADANI RENEWABLE ENERGY HOLDING TWELVE LIMITED</w:t>
+              <w:t>ADANI HYBRID ENERGY JAISALMER FIVE LIMITED</w:t>
             </w:r>
           </w:p>
         </w:tc>
@@ -1035,7 +1035,7 @@
           <w:b w:val="0"/>
           <w:sz w:val="23"/>
         </w:rPr>
-        <w:t xml:space="preserve">Date: 15th May, 2026</w:t>
+        <w:t xml:space="preserve">Date: 27th May, 2026</w:t>
         <w:tab/>
       </w:r>
     </w:p>

--- a/Backend/Director_Disclosure/Output_Disclosures/2024-25/ADANI_HYBRID_ENERGY_JAISALMER_FIVE_LIMITED/DIR-8/DIR8_Apurva_Dinesh_Dalal_08655229.docx
+++ b/Backend/Director_Disclosure/Output_Disclosures/2024-25/ADANI_HYBRID_ENERGY_JAISALMER_FIVE_LIMITED/DIR-8/DIR8_Apurva_Dinesh_Dalal_08655229.docx
@@ -550,7 +550,7 @@
                 <w:b w:val="0"/>
                 <w:sz w:val="23"/>
               </w:rPr>
-              <w:t>ADANI GREEN ENERGY THIRTY ONE LIMITED</w:t>
+              <w:t>ADANI GREEN ENERGY TWENTY FIVE LIMITED</w:t>
             </w:r>
           </w:p>
         </w:tc>
@@ -620,7 +620,7 @@
                 <w:b w:val="0"/>
                 <w:sz w:val="23"/>
               </w:rPr>
-              <w:t>ADANI GREEN ENERGY TWENTY FIVE LIMITED</w:t>
+              <w:t>ADANI GREEN ENERGY THIRTY ONE LIMITED</w:t>
             </w:r>
           </w:p>
         </w:tc>
@@ -690,7 +690,7 @@
                 <w:b w:val="0"/>
                 <w:sz w:val="23"/>
               </w:rPr>
-              <w:t>ADANI GREEN ENERGY TWENTY SIX LIMITED</w:t>
+              <w:t>ADANI HYBRID ENERGY JAISALMER FIVE LIMITED</w:t>
             </w:r>
           </w:p>
         </w:tc>
@@ -760,7 +760,7 @@
                 <w:b w:val="0"/>
                 <w:sz w:val="23"/>
               </w:rPr>
-              <w:t>ADANI GREEN ENERGY TWENTY SEVEN LIMITED</w:t>
+              <w:t>ADANI GREEN ENERGY TWENTY SIX LIMITED</w:t>
             </w:r>
           </w:p>
         </w:tc>
@@ -830,7 +830,7 @@
                 <w:b w:val="0"/>
                 <w:sz w:val="23"/>
               </w:rPr>
-              <w:t>ADANI HYBRID ENERGY JAISALMER FIVE LIMITED</w:t>
+              <w:t>ADANI GREEN ENERGY TWENTY SEVEN LIMITED</w:t>
             </w:r>
           </w:p>
         </w:tc>
@@ -1035,7 +1035,7 @@
           <w:b w:val="0"/>
           <w:sz w:val="23"/>
         </w:rPr>
-        <w:t xml:space="preserve">Date: 27th May, 2026</w:t>
+        <w:t xml:space="preserve">Date: 08th June, 2026</w:t>
         <w:tab/>
       </w:r>
     </w:p>
